--- a/Labs/Lab1/report/report.docx
+++ b/Labs/Lab1/report/report.docx
@@ -3277,12 +3277,12 @@
           <wp:inline distB="114300" distT="114300" distL="114300" distR="114300">
             <wp:extent cx="3390900" cy="4591050"/>
             <wp:effectExtent b="0" l="0" r="0" t="0"/>
-            <wp:docPr id="2" name="image2.png"/>
+            <wp:docPr id="2" name="image1.png"/>
             <a:graphic>
               <a:graphicData uri="http://schemas.openxmlformats.org/drawingml/2006/picture">
                 <pic:pic>
                   <pic:nvPicPr>
-                    <pic:cNvPr id="0" name="image2.png"/>
+                    <pic:cNvPr id="0" name="image1.png"/>
                     <pic:cNvPicPr preferRelativeResize="0"/>
                   </pic:nvPicPr>
                   <pic:blipFill>
@@ -4439,25 +4439,223 @@
     </w:p>
     <w:p>
       <w:pPr>
-        <w:jc w:val="left"/>
-        <w:rPr>
-          <w:rFonts w:ascii="Times New Roman" w:cs="Times New Roman" w:eastAsia="Times New Roman" w:hAnsi="Times New Roman"/>
-          <w:b w:val="1"/>
-          <w:bCs w:val="1"/>
-          <w:sz w:val="18"/>
-          <w:szCs w:val="18"/>
-        </w:rPr>
-      </w:pPr>
-      <w:r>
-        <w:rPr>
-          <w:rFonts w:ascii="Times New Roman" w:cs="Times New Roman" w:eastAsia="Times New Roman" w:hAnsi="Times New Roman"/>
-          <w:b w:val="1"/>
-          <w:bCs w:val="1"/>
-          <w:sz w:val="18"/>
-          <w:szCs w:val="18"/>
-          <w:rtl w:val="0"/>
-        </w:rPr>
-        <w:t xml:space="preserve">            listBox1.Items.</w:t>
+        <w:ind w:firstLine="720"/>
+        <w:jc w:val="left"/>
+        <w:rPr>
+          <w:rFonts w:ascii="Times New Roman" w:cs="Times New Roman" w:eastAsia="Times New Roman" w:hAnsi="Times New Roman"/>
+          <w:b w:val="1"/>
+          <w:bCs w:val="1"/>
+          <w:sz w:val="18"/>
+          <w:szCs w:val="18"/>
+        </w:rPr>
+      </w:pPr>
+      <w:r>
+        <w:rPr>
+          <w:rFonts w:ascii="Times New Roman" w:cs="Times New Roman" w:eastAsia="Times New Roman" w:hAnsi="Times New Roman"/>
+          <w:b w:val="1"/>
+          <w:bCs w:val="1"/>
+          <w:color w:val="0000ff"/>
+          <w:sz w:val="18"/>
+          <w:szCs w:val="18"/>
+          <w:rtl w:val="0"/>
+        </w:rPr>
+        <w:t xml:space="preserve">string</w:t>
+      </w:r>
+      <w:r>
+        <w:rPr>
+          <w:rFonts w:ascii="Times New Roman" w:cs="Times New Roman" w:eastAsia="Times New Roman" w:hAnsi="Times New Roman"/>
+          <w:b w:val="1"/>
+          <w:bCs w:val="1"/>
+          <w:sz w:val="18"/>
+          <w:szCs w:val="18"/>
+          <w:rtl w:val="0"/>
+        </w:rPr>
+        <w:t xml:space="preserve">[] </w:t>
+      </w:r>
+      <w:r>
+        <w:rPr>
+          <w:rFonts w:ascii="Times New Roman" w:cs="Times New Roman" w:eastAsia="Times New Roman" w:hAnsi="Times New Roman"/>
+          <w:b w:val="1"/>
+          <w:bCs w:val="1"/>
+          <w:color w:val="1f377f"/>
+          <w:sz w:val="18"/>
+          <w:szCs w:val="18"/>
+          <w:rtl w:val="0"/>
+        </w:rPr>
+        <w:t xml:space="preserve">groups</w:t>
+      </w:r>
+      <w:r>
+        <w:rPr>
+          <w:rFonts w:ascii="Times New Roman" w:cs="Times New Roman" w:eastAsia="Times New Roman" w:hAnsi="Times New Roman"/>
+          <w:b w:val="1"/>
+          <w:bCs w:val="1"/>
+          <w:sz w:val="18"/>
+          <w:szCs w:val="18"/>
+          <w:rtl w:val="0"/>
+        </w:rPr>
+        <w:t xml:space="preserve"> = { </w:t>
+      </w:r>
+      <w:r>
+        <w:rPr>
+          <w:rFonts w:ascii="Times New Roman" w:cs="Times New Roman" w:eastAsia="Times New Roman" w:hAnsi="Times New Roman"/>
+          <w:b w:val="1"/>
+          <w:bCs w:val="1"/>
+          <w:color w:val="a31515"/>
+          <w:sz w:val="18"/>
+          <w:szCs w:val="18"/>
+          <w:rtl w:val="0"/>
+        </w:rPr>
+        <w:t xml:space="preserve">"ІМ-51"</w:t>
+      </w:r>
+      <w:r>
+        <w:rPr>
+          <w:rFonts w:ascii="Times New Roman" w:cs="Times New Roman" w:eastAsia="Times New Roman" w:hAnsi="Times New Roman"/>
+          <w:b w:val="1"/>
+          <w:bCs w:val="1"/>
+          <w:sz w:val="18"/>
+          <w:szCs w:val="18"/>
+          <w:rtl w:val="0"/>
+        </w:rPr>
+        <w:t xml:space="preserve">, </w:t>
+      </w:r>
+      <w:r>
+        <w:rPr>
+          <w:rFonts w:ascii="Times New Roman" w:cs="Times New Roman" w:eastAsia="Times New Roman" w:hAnsi="Times New Roman"/>
+          <w:b w:val="1"/>
+          <w:bCs w:val="1"/>
+          <w:color w:val="a31515"/>
+          <w:sz w:val="18"/>
+          <w:szCs w:val="18"/>
+          <w:rtl w:val="0"/>
+        </w:rPr>
+        <w:t xml:space="preserve">"ІМ-52"</w:t>
+      </w:r>
+      <w:r>
+        <w:rPr>
+          <w:rFonts w:ascii="Times New Roman" w:cs="Times New Roman" w:eastAsia="Times New Roman" w:hAnsi="Times New Roman"/>
+          <w:b w:val="1"/>
+          <w:bCs w:val="1"/>
+          <w:sz w:val="18"/>
+          <w:szCs w:val="18"/>
+          <w:rtl w:val="0"/>
+        </w:rPr>
+        <w:t xml:space="preserve">, </w:t>
+      </w:r>
+      <w:r>
+        <w:rPr>
+          <w:rFonts w:ascii="Times New Roman" w:cs="Times New Roman" w:eastAsia="Times New Roman" w:hAnsi="Times New Roman"/>
+          <w:b w:val="1"/>
+          <w:bCs w:val="1"/>
+          <w:color w:val="a31515"/>
+          <w:sz w:val="18"/>
+          <w:szCs w:val="18"/>
+          <w:rtl w:val="0"/>
+        </w:rPr>
+        <w:t xml:space="preserve">"ІМ-53"</w:t>
+      </w:r>
+      <w:r>
+        <w:rPr>
+          <w:rFonts w:ascii="Times New Roman" w:cs="Times New Roman" w:eastAsia="Times New Roman" w:hAnsi="Times New Roman"/>
+          <w:b w:val="1"/>
+          <w:bCs w:val="1"/>
+          <w:sz w:val="18"/>
+          <w:szCs w:val="18"/>
+          <w:rtl w:val="0"/>
+        </w:rPr>
+        <w:t xml:space="preserve">, </w:t>
+      </w:r>
+      <w:r>
+        <w:rPr>
+          <w:rFonts w:ascii="Times New Roman" w:cs="Times New Roman" w:eastAsia="Times New Roman" w:hAnsi="Times New Roman"/>
+          <w:b w:val="1"/>
+          <w:bCs w:val="1"/>
+          <w:color w:val="a31515"/>
+          <w:sz w:val="18"/>
+          <w:szCs w:val="18"/>
+          <w:rtl w:val="0"/>
+        </w:rPr>
+        <w:t xml:space="preserve">"ІМ-54"</w:t>
+      </w:r>
+      <w:r>
+        <w:rPr>
+          <w:rFonts w:ascii="Times New Roman" w:cs="Times New Roman" w:eastAsia="Times New Roman" w:hAnsi="Times New Roman"/>
+          <w:b w:val="1"/>
+          <w:bCs w:val="1"/>
+          <w:sz w:val="18"/>
+          <w:szCs w:val="18"/>
+          <w:rtl w:val="0"/>
+        </w:rPr>
+        <w:t xml:space="preserve">, </w:t>
+      </w:r>
+      <w:r>
+        <w:rPr>
+          <w:rFonts w:ascii="Times New Roman" w:cs="Times New Roman" w:eastAsia="Times New Roman" w:hAnsi="Times New Roman"/>
+          <w:b w:val="1"/>
+          <w:bCs w:val="1"/>
+          <w:color w:val="a31515"/>
+          <w:sz w:val="18"/>
+          <w:szCs w:val="18"/>
+          <w:rtl w:val="0"/>
+        </w:rPr>
+        <w:t xml:space="preserve">"ІМ-55"</w:t>
+      </w:r>
+      <w:r>
+        <w:rPr>
+          <w:rFonts w:ascii="Times New Roman" w:cs="Times New Roman" w:eastAsia="Times New Roman" w:hAnsi="Times New Roman"/>
+          <w:b w:val="1"/>
+          <w:bCs w:val="1"/>
+          <w:sz w:val="18"/>
+          <w:szCs w:val="18"/>
+          <w:rtl w:val="0"/>
+        </w:rPr>
+        <w:t xml:space="preserve">, </w:t>
+      </w:r>
+      <w:r>
+        <w:rPr>
+          <w:rFonts w:ascii="Times New Roman" w:cs="Times New Roman" w:eastAsia="Times New Roman" w:hAnsi="Times New Roman"/>
+          <w:b w:val="1"/>
+          <w:bCs w:val="1"/>
+          <w:color w:val="a31515"/>
+          <w:sz w:val="18"/>
+          <w:szCs w:val="18"/>
+          <w:rtl w:val="0"/>
+        </w:rPr>
+        <w:t xml:space="preserve">"ІМ-о51"</w:t>
+      </w:r>
+      <w:r>
+        <w:rPr>
+          <w:rFonts w:ascii="Times New Roman" w:cs="Times New Roman" w:eastAsia="Times New Roman" w:hAnsi="Times New Roman"/>
+          <w:b w:val="1"/>
+          <w:bCs w:val="1"/>
+          <w:sz w:val="18"/>
+          <w:szCs w:val="18"/>
+          <w:rtl w:val="0"/>
+        </w:rPr>
+        <w:t xml:space="preserve"> };</w:t>
+      </w:r>
+    </w:p>
+    <w:p>
+      <w:pPr>
+        <w:ind w:left="0" w:firstLine="720"/>
+        <w:jc w:val="left"/>
+        <w:rPr>
+          <w:rFonts w:ascii="Times New Roman" w:cs="Times New Roman" w:eastAsia="Times New Roman" w:hAnsi="Times New Roman"/>
+          <w:b w:val="1"/>
+          <w:bCs w:val="1"/>
+          <w:sz w:val="18"/>
+          <w:szCs w:val="18"/>
+        </w:rPr>
+      </w:pPr>
+      <w:r>
+        <w:rPr>
+          <w:rFonts w:ascii="Times New Roman" w:cs="Times New Roman" w:eastAsia="Times New Roman" w:hAnsi="Times New Roman"/>
+          <w:b w:val="1"/>
+          <w:bCs w:val="1"/>
+          <w:sz w:val="18"/>
+          <w:szCs w:val="18"/>
+          <w:rtl w:val="0"/>
+        </w:rPr>
+        <w:t xml:space="preserve">listBox1.Items.</w:t>
       </w:r>
       <w:r>
         <w:rPr>
@@ -4469,7 +4667,7 @@
           <w:szCs w:val="18"/>
           <w:rtl w:val="0"/>
         </w:rPr>
-        <w:t xml:space="preserve">Add</w:t>
+        <w:t xml:space="preserve">AddRange</w:t>
       </w:r>
       <w:r>
         <w:rPr>
@@ -4487,357 +4685,12 @@
           <w:rFonts w:ascii="Times New Roman" w:cs="Times New Roman" w:eastAsia="Times New Roman" w:hAnsi="Times New Roman"/>
           <w:b w:val="1"/>
           <w:bCs w:val="1"/>
-          <w:color w:val="a31515"/>
-          <w:sz w:val="18"/>
-          <w:szCs w:val="18"/>
-          <w:rtl w:val="0"/>
-        </w:rPr>
-        <w:t xml:space="preserve">"ІМ-51"</w:t>
-      </w:r>
-      <w:r>
-        <w:rPr>
-          <w:rFonts w:ascii="Times New Roman" w:cs="Times New Roman" w:eastAsia="Times New Roman" w:hAnsi="Times New Roman"/>
-          <w:b w:val="1"/>
-          <w:bCs w:val="1"/>
-          <w:sz w:val="18"/>
-          <w:szCs w:val="18"/>
-          <w:rtl w:val="0"/>
-        </w:rPr>
-        <w:t xml:space="preserve">);</w:t>
-      </w:r>
-    </w:p>
-    <w:p>
-      <w:pPr>
-        <w:jc w:val="left"/>
-        <w:rPr>
-          <w:rFonts w:ascii="Times New Roman" w:cs="Times New Roman" w:eastAsia="Times New Roman" w:hAnsi="Times New Roman"/>
-          <w:b w:val="1"/>
-          <w:bCs w:val="1"/>
-          <w:sz w:val="18"/>
-          <w:szCs w:val="18"/>
-        </w:rPr>
-      </w:pPr>
-      <w:r>
-        <w:rPr>
-          <w:rFonts w:ascii="Times New Roman" w:cs="Times New Roman" w:eastAsia="Times New Roman" w:hAnsi="Times New Roman"/>
-          <w:b w:val="1"/>
-          <w:bCs w:val="1"/>
-          <w:sz w:val="18"/>
-          <w:szCs w:val="18"/>
-          <w:rtl w:val="0"/>
-        </w:rPr>
-        <w:t xml:space="preserve">            listBox1.Items.</w:t>
-      </w:r>
-      <w:r>
-        <w:rPr>
-          <w:rFonts w:ascii="Times New Roman" w:cs="Times New Roman" w:eastAsia="Times New Roman" w:hAnsi="Times New Roman"/>
-          <w:b w:val="1"/>
-          <w:bCs w:val="1"/>
-          <w:color w:val="74531f"/>
-          <w:sz w:val="18"/>
-          <w:szCs w:val="18"/>
-          <w:rtl w:val="0"/>
-        </w:rPr>
-        <w:t xml:space="preserve">Add</w:t>
-      </w:r>
-      <w:r>
-        <w:rPr>
-          <w:rFonts w:ascii="Times New Roman" w:cs="Times New Roman" w:eastAsia="Times New Roman" w:hAnsi="Times New Roman"/>
-          <w:b w:val="1"/>
-          <w:bCs w:val="1"/>
-          <w:sz w:val="18"/>
-          <w:szCs w:val="18"/>
-          <w:rtl w:val="0"/>
-        </w:rPr>
-        <w:t xml:space="preserve">(</w:t>
-      </w:r>
-      <w:r>
-        <w:rPr>
-          <w:rFonts w:ascii="Times New Roman" w:cs="Times New Roman" w:eastAsia="Times New Roman" w:hAnsi="Times New Roman"/>
-          <w:b w:val="1"/>
-          <w:bCs w:val="1"/>
-          <w:color w:val="a31515"/>
-          <w:sz w:val="18"/>
-          <w:szCs w:val="18"/>
-          <w:rtl w:val="0"/>
-        </w:rPr>
-        <w:t xml:space="preserve">"ІМ-52"</w:t>
-      </w:r>
-      <w:r>
-        <w:rPr>
-          <w:rFonts w:ascii="Times New Roman" w:cs="Times New Roman" w:eastAsia="Times New Roman" w:hAnsi="Times New Roman"/>
-          <w:b w:val="1"/>
-          <w:bCs w:val="1"/>
-          <w:sz w:val="18"/>
-          <w:szCs w:val="18"/>
-          <w:rtl w:val="0"/>
-        </w:rPr>
-        <w:t xml:space="preserve">);</w:t>
-      </w:r>
-    </w:p>
-    <w:p>
-      <w:pPr>
-        <w:jc w:val="left"/>
-        <w:rPr>
-          <w:rFonts w:ascii="Times New Roman" w:cs="Times New Roman" w:eastAsia="Times New Roman" w:hAnsi="Times New Roman"/>
-          <w:b w:val="1"/>
-          <w:bCs w:val="1"/>
-          <w:sz w:val="18"/>
-          <w:szCs w:val="18"/>
-        </w:rPr>
-      </w:pPr>
-      <w:r>
-        <w:rPr>
-          <w:rFonts w:ascii="Times New Roman" w:cs="Times New Roman" w:eastAsia="Times New Roman" w:hAnsi="Times New Roman"/>
-          <w:b w:val="1"/>
-          <w:bCs w:val="1"/>
-          <w:sz w:val="18"/>
-          <w:szCs w:val="18"/>
-          <w:rtl w:val="0"/>
-        </w:rPr>
-        <w:t xml:space="preserve">            listBox1.Items.</w:t>
-      </w:r>
-      <w:r>
-        <w:rPr>
-          <w:rFonts w:ascii="Times New Roman" w:cs="Times New Roman" w:eastAsia="Times New Roman" w:hAnsi="Times New Roman"/>
-          <w:b w:val="1"/>
-          <w:bCs w:val="1"/>
-          <w:color w:val="74531f"/>
-          <w:sz w:val="18"/>
-          <w:szCs w:val="18"/>
-          <w:rtl w:val="0"/>
-        </w:rPr>
-        <w:t xml:space="preserve">Add</w:t>
-      </w:r>
-      <w:r>
-        <w:rPr>
-          <w:rFonts w:ascii="Times New Roman" w:cs="Times New Roman" w:eastAsia="Times New Roman" w:hAnsi="Times New Roman"/>
-          <w:b w:val="1"/>
-          <w:bCs w:val="1"/>
-          <w:sz w:val="18"/>
-          <w:szCs w:val="18"/>
-          <w:rtl w:val="0"/>
-        </w:rPr>
-        <w:t xml:space="preserve">(</w:t>
-      </w:r>
-      <w:r>
-        <w:rPr>
-          <w:rFonts w:ascii="Times New Roman" w:cs="Times New Roman" w:eastAsia="Times New Roman" w:hAnsi="Times New Roman"/>
-          <w:b w:val="1"/>
-          <w:bCs w:val="1"/>
-          <w:color w:val="a31515"/>
-          <w:sz w:val="18"/>
-          <w:szCs w:val="18"/>
-          <w:rtl w:val="0"/>
-        </w:rPr>
-        <w:t xml:space="preserve">"ІМ-53"</w:t>
-      </w:r>
-      <w:r>
-        <w:rPr>
-          <w:rFonts w:ascii="Times New Roman" w:cs="Times New Roman" w:eastAsia="Times New Roman" w:hAnsi="Times New Roman"/>
-          <w:b w:val="1"/>
-          <w:bCs w:val="1"/>
-          <w:sz w:val="18"/>
-          <w:szCs w:val="18"/>
-          <w:rtl w:val="0"/>
-        </w:rPr>
-        <w:t xml:space="preserve">);</w:t>
-      </w:r>
-    </w:p>
-    <w:p>
-      <w:pPr>
-        <w:jc w:val="left"/>
-        <w:rPr>
-          <w:rFonts w:ascii="Times New Roman" w:cs="Times New Roman" w:eastAsia="Times New Roman" w:hAnsi="Times New Roman"/>
-          <w:b w:val="1"/>
-          <w:bCs w:val="1"/>
-          <w:sz w:val="18"/>
-          <w:szCs w:val="18"/>
-        </w:rPr>
-      </w:pPr>
-      <w:r>
-        <w:rPr>
-          <w:rFonts w:ascii="Times New Roman" w:cs="Times New Roman" w:eastAsia="Times New Roman" w:hAnsi="Times New Roman"/>
-          <w:b w:val="1"/>
-          <w:bCs w:val="1"/>
-          <w:sz w:val="18"/>
-          <w:szCs w:val="18"/>
-          <w:rtl w:val="0"/>
-        </w:rPr>
-        <w:t xml:space="preserve">            listBox1.Items.</w:t>
-      </w:r>
-      <w:r>
-        <w:rPr>
-          <w:rFonts w:ascii="Times New Roman" w:cs="Times New Roman" w:eastAsia="Times New Roman" w:hAnsi="Times New Roman"/>
-          <w:b w:val="1"/>
-          <w:bCs w:val="1"/>
-          <w:color w:val="74531f"/>
-          <w:sz w:val="18"/>
-          <w:szCs w:val="18"/>
-          <w:rtl w:val="0"/>
-        </w:rPr>
-        <w:t xml:space="preserve">Add</w:t>
-      </w:r>
-      <w:r>
-        <w:rPr>
-          <w:rFonts w:ascii="Times New Roman" w:cs="Times New Roman" w:eastAsia="Times New Roman" w:hAnsi="Times New Roman"/>
-          <w:b w:val="1"/>
-          <w:bCs w:val="1"/>
-          <w:sz w:val="18"/>
-          <w:szCs w:val="18"/>
-          <w:rtl w:val="0"/>
-        </w:rPr>
-        <w:t xml:space="preserve">(</w:t>
-      </w:r>
-      <w:r>
-        <w:rPr>
-          <w:rFonts w:ascii="Times New Roman" w:cs="Times New Roman" w:eastAsia="Times New Roman" w:hAnsi="Times New Roman"/>
-          <w:b w:val="1"/>
-          <w:bCs w:val="1"/>
-          <w:color w:val="a31515"/>
-          <w:sz w:val="18"/>
-          <w:szCs w:val="18"/>
-          <w:rtl w:val="0"/>
-        </w:rPr>
-        <w:t xml:space="preserve">"ІМ-54"</w:t>
-      </w:r>
-      <w:r>
-        <w:rPr>
-          <w:rFonts w:ascii="Times New Roman" w:cs="Times New Roman" w:eastAsia="Times New Roman" w:hAnsi="Times New Roman"/>
-          <w:b w:val="1"/>
-          <w:bCs w:val="1"/>
-          <w:sz w:val="18"/>
-          <w:szCs w:val="18"/>
-          <w:rtl w:val="0"/>
-        </w:rPr>
-        <w:t xml:space="preserve">);</w:t>
-      </w:r>
-    </w:p>
-    <w:p>
-      <w:pPr>
-        <w:jc w:val="left"/>
-        <w:rPr>
-          <w:rFonts w:ascii="Times New Roman" w:cs="Times New Roman" w:eastAsia="Times New Roman" w:hAnsi="Times New Roman"/>
-          <w:b w:val="1"/>
-          <w:bCs w:val="1"/>
-          <w:sz w:val="18"/>
-          <w:szCs w:val="18"/>
-        </w:rPr>
-      </w:pPr>
-      <w:r>
-        <w:rPr>
-          <w:rFonts w:ascii="Times New Roman" w:cs="Times New Roman" w:eastAsia="Times New Roman" w:hAnsi="Times New Roman"/>
-          <w:b w:val="1"/>
-          <w:bCs w:val="1"/>
-          <w:sz w:val="18"/>
-          <w:szCs w:val="18"/>
-          <w:rtl w:val="0"/>
-        </w:rPr>
-        <w:t xml:space="preserve">            listBox1.Items.</w:t>
-      </w:r>
-      <w:r>
-        <w:rPr>
-          <w:rFonts w:ascii="Times New Roman" w:cs="Times New Roman" w:eastAsia="Times New Roman" w:hAnsi="Times New Roman"/>
-          <w:b w:val="1"/>
-          <w:bCs w:val="1"/>
-          <w:color w:val="74531f"/>
-          <w:sz w:val="18"/>
-          <w:szCs w:val="18"/>
-          <w:rtl w:val="0"/>
-        </w:rPr>
-        <w:t xml:space="preserve">Add</w:t>
-      </w:r>
-      <w:r>
-        <w:rPr>
-          <w:rFonts w:ascii="Times New Roman" w:cs="Times New Roman" w:eastAsia="Times New Roman" w:hAnsi="Times New Roman"/>
-          <w:b w:val="1"/>
-          <w:bCs w:val="1"/>
-          <w:sz w:val="18"/>
-          <w:szCs w:val="18"/>
-          <w:rtl w:val="0"/>
-        </w:rPr>
-        <w:t xml:space="preserve">(</w:t>
-      </w:r>
-      <w:r>
-        <w:rPr>
-          <w:rFonts w:ascii="Times New Roman" w:cs="Times New Roman" w:eastAsia="Times New Roman" w:hAnsi="Times New Roman"/>
-          <w:b w:val="1"/>
-          <w:bCs w:val="1"/>
-          <w:color w:val="a31515"/>
-          <w:sz w:val="18"/>
-          <w:szCs w:val="18"/>
-          <w:rtl w:val="0"/>
-        </w:rPr>
-        <w:t xml:space="preserve">"ІМ-55"</w:t>
-      </w:r>
-      <w:r>
-        <w:rPr>
-          <w:rFonts w:ascii="Times New Roman" w:cs="Times New Roman" w:eastAsia="Times New Roman" w:hAnsi="Times New Roman"/>
-          <w:b w:val="1"/>
-          <w:bCs w:val="1"/>
-          <w:sz w:val="18"/>
-          <w:szCs w:val="18"/>
-          <w:rtl w:val="0"/>
-        </w:rPr>
-        <w:t xml:space="preserve">);</w:t>
-      </w:r>
-    </w:p>
-    <w:p>
-      <w:pPr>
-        <w:jc w:val="left"/>
-        <w:rPr>
-          <w:rFonts w:ascii="Times New Roman" w:cs="Times New Roman" w:eastAsia="Times New Roman" w:hAnsi="Times New Roman"/>
-          <w:b w:val="1"/>
-          <w:bCs w:val="1"/>
-          <w:sz w:val="18"/>
-          <w:szCs w:val="18"/>
-        </w:rPr>
-      </w:pPr>
-      <w:r>
-        <w:rPr>
-          <w:rFonts w:ascii="Times New Roman" w:cs="Times New Roman" w:eastAsia="Times New Roman" w:hAnsi="Times New Roman"/>
-          <w:b w:val="1"/>
-          <w:bCs w:val="1"/>
-          <w:sz w:val="18"/>
-          <w:szCs w:val="18"/>
-          <w:rtl w:val="0"/>
-        </w:rPr>
-        <w:t xml:space="preserve">            listBox1.Items.</w:t>
-      </w:r>
-      <w:r>
-        <w:rPr>
-          <w:rFonts w:ascii="Times New Roman" w:cs="Times New Roman" w:eastAsia="Times New Roman" w:hAnsi="Times New Roman"/>
-          <w:b w:val="1"/>
-          <w:bCs w:val="1"/>
-          <w:color w:val="74531f"/>
-          <w:sz w:val="18"/>
-          <w:szCs w:val="18"/>
-          <w:rtl w:val="0"/>
-        </w:rPr>
-        <w:t xml:space="preserve">Add</w:t>
-      </w:r>
-      <w:r>
-        <w:rPr>
-          <w:rFonts w:ascii="Times New Roman" w:cs="Times New Roman" w:eastAsia="Times New Roman" w:hAnsi="Times New Roman"/>
-          <w:b w:val="1"/>
-          <w:bCs w:val="1"/>
-          <w:sz w:val="18"/>
-          <w:szCs w:val="18"/>
-          <w:rtl w:val="0"/>
-        </w:rPr>
-        <w:t xml:space="preserve">(</w:t>
-      </w:r>
-      <w:r>
-        <w:rPr>
-          <w:rFonts w:ascii="Times New Roman" w:cs="Times New Roman" w:eastAsia="Times New Roman" w:hAnsi="Times New Roman"/>
-          <w:b w:val="1"/>
-          <w:bCs w:val="1"/>
-          <w:color w:val="a31515"/>
-          <w:sz w:val="18"/>
-          <w:szCs w:val="18"/>
-          <w:rtl w:val="0"/>
-        </w:rPr>
-        <w:t xml:space="preserve">"ІМ-о51"</w:t>
+          <w:color w:val="1f377f"/>
+          <w:sz w:val="18"/>
+          <w:szCs w:val="18"/>
+          <w:rtl w:val="0"/>
+        </w:rPr>
+        <w:t xml:space="preserve">groups</w:t>
       </w:r>
       <w:r>
         <w:rPr>
@@ -8333,12 +8186,12 @@
           <wp:inline distB="114300" distT="114300" distL="114300" distR="114300">
             <wp:extent cx="3543300" cy="2495550"/>
             <wp:effectExtent b="0" l="0" r="0" t="0"/>
-            <wp:docPr id="1" name="image1.png"/>
+            <wp:docPr id="1" name="image2.png"/>
             <a:graphic>
               <a:graphicData uri="http://schemas.openxmlformats.org/drawingml/2006/picture">
                 <pic:pic>
                   <pic:nvPicPr>
-                    <pic:cNvPr id="0" name="image1.png"/>
+                    <pic:cNvPr id="0" name="image2.png"/>
                     <pic:cNvPicPr preferRelativeResize="0"/>
                   </pic:nvPicPr>
                   <pic:blipFill>
